--- a/docs/reports/week3.docx
+++ b/docs/reports/week3.docx
@@ -244,34 +244,9 @@
         <w:t xml:space="preserve">images/w3-01-detailed-monitoring.png</w:t>
       </w:r>
     </w:p>
-    <w:tbl>
-      <w:tblPr>
-        <w:tblStyle w:val="FigureTable"/>
-        <w:tblW w:type="auto" w:w="0"/>
-        <w:jc w:val="center"/>
-        <w:tblLook w:firstRow="0" w:lastRow="0" w:firstColumn="0" w:lastColumn="0"/>
-      </w:tblPr>
-      <w:tblGrid>
-        <w:gridCol w:w="7920"/>
-      </w:tblGrid>
-      <w:tr>
-        <w:tc>
-          <w:tcPr/>
-          <w:p>
-            <w:pPr>
-              <w:pStyle w:val="Compact"/>
-              <w:jc w:val="center"/>
-            </w:pPr>
-            <w:r>
-              <w:t xml:space="preserve">Ảnh 3.1</w:t>
-            </w:r>
-          </w:p>
-        </w:tc>
-      </w:tr>
-    </w:tbl>
-    <w:p>
-      <w:pPr>
-        <w:pStyle w:val="ImageCaption"/>
+    <w:p>
+      <w:pPr>
+        <w:pStyle w:val="FirstParagraph"/>
       </w:pPr>
       <w:r>
         <w:t xml:space="preserve">Ảnh 3.1</w:t>
@@ -330,34 +305,9 @@
         <w:t xml:space="preserve">images/w3-02-cw-default-metrics.png</w:t>
       </w:r>
     </w:p>
-    <w:tbl>
-      <w:tblPr>
-        <w:tblStyle w:val="FigureTable"/>
-        <w:tblW w:type="auto" w:w="0"/>
-        <w:jc w:val="center"/>
-        <w:tblLook w:firstRow="0" w:lastRow="0" w:firstColumn="0" w:lastColumn="0"/>
-      </w:tblPr>
-      <w:tblGrid>
-        <w:gridCol w:w="7920"/>
-      </w:tblGrid>
-      <w:tr>
-        <w:tc>
-          <w:tcPr/>
-          <w:p>
-            <w:pPr>
-              <w:pStyle w:val="Compact"/>
-              <w:jc w:val="center"/>
-            </w:pPr>
-            <w:r>
-              <w:t xml:space="preserve">Ảnh 3.2</w:t>
-            </w:r>
-          </w:p>
-        </w:tc>
-      </w:tr>
-    </w:tbl>
-    <w:p>
-      <w:pPr>
-        <w:pStyle w:val="ImageCaption"/>
+    <w:p>
+      <w:pPr>
+        <w:pStyle w:val="FirstParagraph"/>
       </w:pPr>
       <w:r>
         <w:t xml:space="preserve">Ảnh 3.2</w:t>
@@ -389,42 +339,18 @@
       </w:pPr>
       <w:r>
         <w:rPr>
-          <w:rStyle w:val="FunctionTok"/>
-        </w:rPr>
-        <w:t xml:space="preserve">wget</w:t>
-      </w:r>
-      <w:r>
-        <w:rPr>
-          <w:rStyle w:val="NormalTok"/>
-        </w:rPr>
-        <w:t xml:space="preserve"> https://s3.amazonaws.com/amazoncloudwatch-agent/ubuntu/amd64/latest/amazon-cloudwatch-agent.deb</w:t>
+          <w:rStyle w:val="VerbatimChar"/>
+        </w:rPr>
+        <w:t xml:space="preserve">wget https://s3.amazonaws.com/amazoncloudwatch-agent/ubuntu/amd64/latest/amazon-cloudwatch-agent.deb</w:t>
       </w:r>
       <w:r>
         <w:br/>
       </w:r>
       <w:r>
         <w:rPr>
-          <w:rStyle w:val="FunctionTok"/>
-        </w:rPr>
-        <w:t xml:space="preserve">sudo</w:t>
-      </w:r>
-      <w:r>
-        <w:rPr>
-          <w:rStyle w:val="NormalTok"/>
-        </w:rPr>
-        <w:t xml:space="preserve"> dpkg </w:t>
-      </w:r>
-      <w:r>
-        <w:rPr>
-          <w:rStyle w:val="AttributeTok"/>
-        </w:rPr>
-        <w:t xml:space="preserve">-i</w:t>
-      </w:r>
-      <w:r>
-        <w:rPr>
-          <w:rStyle w:val="NormalTok"/>
-        </w:rPr>
-        <w:t xml:space="preserve"> amazon-cloudwatch-agent.deb</w:t>
+          <w:rStyle w:val="VerbatimChar"/>
+        </w:rPr>
+        <w:t xml:space="preserve">sudo dpkg -i amazon-cloudwatch-agent.deb</w:t>
       </w:r>
     </w:p>
     <w:p>
@@ -452,7 +378,7 @@
       </w:pPr>
       <w:r>
         <w:rPr>
-          <w:rStyle w:val="FunctionTok"/>
+          <w:rStyle w:val="VerbatimChar"/>
         </w:rPr>
         <w:t xml:space="preserve">{</w:t>
       </w:r>
@@ -461,881 +387,137 @@
       </w:r>
       <w:r>
         <w:rPr>
-          <w:rStyle w:val="NormalTok"/>
-        </w:rPr>
-        <w:t xml:space="preserve">  </w:t>
-      </w:r>
-      <w:r>
-        <w:rPr>
-          <w:rStyle w:val="DataTypeTok"/>
-        </w:rPr>
-        <w:t xml:space="preserve">"agent"</w:t>
-      </w:r>
-      <w:r>
-        <w:rPr>
-          <w:rStyle w:val="FunctionTok"/>
-        </w:rPr>
-        <w:t xml:space="preserve">:</w:t>
-      </w:r>
-      <w:r>
-        <w:rPr>
-          <w:rStyle w:val="NormalTok"/>
-        </w:rPr>
-        <w:t xml:space="preserve"> </w:t>
-      </w:r>
-      <w:r>
-        <w:rPr>
-          <w:rStyle w:val="FunctionTok"/>
-        </w:rPr>
-        <w:t xml:space="preserve">{</w:t>
-      </w:r>
-      <w:r>
-        <w:rPr>
-          <w:rStyle w:val="NormalTok"/>
-        </w:rPr>
-        <w:t xml:space="preserve"> </w:t>
-      </w:r>
-      <w:r>
-        <w:rPr>
-          <w:rStyle w:val="DataTypeTok"/>
-        </w:rPr>
-        <w:t xml:space="preserve">"metrics_collection_interval"</w:t>
-      </w:r>
-      <w:r>
-        <w:rPr>
-          <w:rStyle w:val="FunctionTok"/>
-        </w:rPr>
-        <w:t xml:space="preserve">:</w:t>
-      </w:r>
-      <w:r>
-        <w:rPr>
-          <w:rStyle w:val="NormalTok"/>
-        </w:rPr>
-        <w:t xml:space="preserve"> </w:t>
-      </w:r>
-      <w:r>
-        <w:rPr>
-          <w:rStyle w:val="DecValTok"/>
-        </w:rPr>
-        <w:t xml:space="preserve">60</w:t>
-      </w:r>
-      <w:r>
-        <w:rPr>
-          <w:rStyle w:val="FunctionTok"/>
-        </w:rPr>
-        <w:t xml:space="preserve">,</w:t>
-      </w:r>
-      <w:r>
-        <w:rPr>
-          <w:rStyle w:val="NormalTok"/>
-        </w:rPr>
-        <w:t xml:space="preserve"> </w:t>
-      </w:r>
-      <w:r>
-        <w:rPr>
-          <w:rStyle w:val="DataTypeTok"/>
-        </w:rPr>
-        <w:t xml:space="preserve">"run_as_user"</w:t>
-      </w:r>
-      <w:r>
-        <w:rPr>
-          <w:rStyle w:val="FunctionTok"/>
-        </w:rPr>
-        <w:t xml:space="preserve">:</w:t>
-      </w:r>
-      <w:r>
-        <w:rPr>
-          <w:rStyle w:val="NormalTok"/>
-        </w:rPr>
-        <w:t xml:space="preserve"> </w:t>
-      </w:r>
-      <w:r>
-        <w:rPr>
-          <w:rStyle w:val="StringTok"/>
-        </w:rPr>
-        <w:t xml:space="preserve">"root"</w:t>
-      </w:r>
-      <w:r>
-        <w:rPr>
-          <w:rStyle w:val="NormalTok"/>
-        </w:rPr>
-        <w:t xml:space="preserve"> </w:t>
-      </w:r>
-      <w:r>
-        <w:rPr>
-          <w:rStyle w:val="FunctionTok"/>
-        </w:rPr>
-        <w:t xml:space="preserve">},</w:t>
+          <w:rStyle w:val="VerbatimChar"/>
+        </w:rPr>
+        <w:t xml:space="preserve">  "agent": { "metrics_collection_interval": 60, "run_as_user": "root" },</w:t>
       </w:r>
       <w:r>
         <w:br/>
       </w:r>
       <w:r>
         <w:rPr>
-          <w:rStyle w:val="NormalTok"/>
-        </w:rPr>
-        <w:t xml:space="preserve">  </w:t>
-      </w:r>
-      <w:r>
-        <w:rPr>
-          <w:rStyle w:val="DataTypeTok"/>
-        </w:rPr>
-        <w:t xml:space="preserve">"metrics"</w:t>
-      </w:r>
-      <w:r>
-        <w:rPr>
-          <w:rStyle w:val="FunctionTok"/>
-        </w:rPr>
-        <w:t xml:space="preserve">:</w:t>
-      </w:r>
-      <w:r>
-        <w:rPr>
-          <w:rStyle w:val="NormalTok"/>
-        </w:rPr>
-        <w:t xml:space="preserve"> </w:t>
-      </w:r>
-      <w:r>
-        <w:rPr>
-          <w:rStyle w:val="FunctionTok"/>
-        </w:rPr>
-        <w:t xml:space="preserve">{</w:t>
+          <w:rStyle w:val="VerbatimChar"/>
+        </w:rPr>
+        <w:t xml:space="preserve">  "metrics": {</w:t>
       </w:r>
       <w:r>
         <w:br/>
       </w:r>
       <w:r>
         <w:rPr>
-          <w:rStyle w:val="NormalTok"/>
-        </w:rPr>
-        <w:t xml:space="preserve">    </w:t>
-      </w:r>
-      <w:r>
-        <w:rPr>
-          <w:rStyle w:val="DataTypeTok"/>
-        </w:rPr>
-        <w:t xml:space="preserve">"namespace"</w:t>
-      </w:r>
-      <w:r>
-        <w:rPr>
-          <w:rStyle w:val="FunctionTok"/>
-        </w:rPr>
-        <w:t xml:space="preserve">:</w:t>
-      </w:r>
-      <w:r>
-        <w:rPr>
-          <w:rStyle w:val="NormalTok"/>
-        </w:rPr>
-        <w:t xml:space="preserve"> </w:t>
-      </w:r>
-      <w:r>
-        <w:rPr>
-          <w:rStyle w:val="StringTok"/>
-        </w:rPr>
-        <w:t xml:space="preserve">"CWAgent"</w:t>
-      </w:r>
-      <w:r>
-        <w:rPr>
-          <w:rStyle w:val="FunctionTok"/>
-        </w:rPr>
-        <w:t xml:space="preserve">,</w:t>
+          <w:rStyle w:val="VerbatimChar"/>
+        </w:rPr>
+        <w:t xml:space="preserve">    "namespace": "CWAgent",</w:t>
       </w:r>
       <w:r>
         <w:br/>
       </w:r>
       <w:r>
         <w:rPr>
-          <w:rStyle w:val="NormalTok"/>
-        </w:rPr>
-        <w:t xml:space="preserve">    </w:t>
-      </w:r>
-      <w:r>
-        <w:rPr>
-          <w:rStyle w:val="DataTypeTok"/>
-        </w:rPr>
-        <w:t xml:space="preserve">"append_dimensions"</w:t>
-      </w:r>
-      <w:r>
-        <w:rPr>
-          <w:rStyle w:val="FunctionTok"/>
-        </w:rPr>
-        <w:t xml:space="preserve">:</w:t>
-      </w:r>
-      <w:r>
-        <w:rPr>
-          <w:rStyle w:val="NormalTok"/>
-        </w:rPr>
-        <w:t xml:space="preserve"> </w:t>
-      </w:r>
-      <w:r>
-        <w:rPr>
-          <w:rStyle w:val="FunctionTok"/>
-        </w:rPr>
-        <w:t xml:space="preserve">{</w:t>
-      </w:r>
-      <w:r>
-        <w:rPr>
-          <w:rStyle w:val="NormalTok"/>
-        </w:rPr>
-        <w:t xml:space="preserve"> </w:t>
-      </w:r>
-      <w:r>
-        <w:rPr>
-          <w:rStyle w:val="DataTypeTok"/>
-        </w:rPr>
-        <w:t xml:space="preserve">"InstanceId"</w:t>
-      </w:r>
-      <w:r>
-        <w:rPr>
-          <w:rStyle w:val="FunctionTok"/>
-        </w:rPr>
-        <w:t xml:space="preserve">:</w:t>
-      </w:r>
-      <w:r>
-        <w:rPr>
-          <w:rStyle w:val="NormalTok"/>
-        </w:rPr>
-        <w:t xml:space="preserve"> </w:t>
-      </w:r>
-      <w:r>
-        <w:rPr>
-          <w:rStyle w:val="StringTok"/>
-        </w:rPr>
-        <w:t xml:space="preserve">"${aws:InstanceId}"</w:t>
-      </w:r>
-      <w:r>
-        <w:rPr>
-          <w:rStyle w:val="NormalTok"/>
-        </w:rPr>
-        <w:t xml:space="preserve"> </w:t>
-      </w:r>
-      <w:r>
-        <w:rPr>
-          <w:rStyle w:val="FunctionTok"/>
-        </w:rPr>
-        <w:t xml:space="preserve">},</w:t>
+          <w:rStyle w:val="VerbatimChar"/>
+        </w:rPr>
+        <w:t xml:space="preserve">    "append_dimensions": { "InstanceId": "${aws:InstanceId}" },</w:t>
       </w:r>
       <w:r>
         <w:br/>
       </w:r>
       <w:r>
         <w:rPr>
-          <w:rStyle w:val="NormalTok"/>
-        </w:rPr>
-        <w:t xml:space="preserve">    </w:t>
-      </w:r>
-      <w:r>
-        <w:rPr>
-          <w:rStyle w:val="DataTypeTok"/>
-        </w:rPr>
-        <w:t xml:space="preserve">"metrics_collected"</w:t>
-      </w:r>
-      <w:r>
-        <w:rPr>
-          <w:rStyle w:val="FunctionTok"/>
-        </w:rPr>
-        <w:t xml:space="preserve">:</w:t>
-      </w:r>
-      <w:r>
-        <w:rPr>
-          <w:rStyle w:val="NormalTok"/>
-        </w:rPr>
-        <w:t xml:space="preserve"> </w:t>
-      </w:r>
-      <w:r>
-        <w:rPr>
-          <w:rStyle w:val="FunctionTok"/>
-        </w:rPr>
-        <w:t xml:space="preserve">{</w:t>
+          <w:rStyle w:val="VerbatimChar"/>
+        </w:rPr>
+        <w:t xml:space="preserve">    "metrics_collected": {</w:t>
       </w:r>
       <w:r>
         <w:br/>
       </w:r>
       <w:r>
         <w:rPr>
-          <w:rStyle w:val="NormalTok"/>
-        </w:rPr>
-        <w:t xml:space="preserve">      </w:t>
-      </w:r>
-      <w:r>
-        <w:rPr>
-          <w:rStyle w:val="DataTypeTok"/>
-        </w:rPr>
-        <w:t xml:space="preserve">"mem"</w:t>
-      </w:r>
-      <w:r>
-        <w:rPr>
-          <w:rStyle w:val="FunctionTok"/>
-        </w:rPr>
-        <w:t xml:space="preserve">:</w:t>
-      </w:r>
-      <w:r>
-        <w:rPr>
-          <w:rStyle w:val="NormalTok"/>
-        </w:rPr>
-        <w:t xml:space="preserve">  </w:t>
-      </w:r>
-      <w:r>
-        <w:rPr>
-          <w:rStyle w:val="FunctionTok"/>
-        </w:rPr>
-        <w:t xml:space="preserve">{</w:t>
-      </w:r>
-      <w:r>
-        <w:rPr>
-          <w:rStyle w:val="NormalTok"/>
-        </w:rPr>
-        <w:t xml:space="preserve"> </w:t>
-      </w:r>
-      <w:r>
-        <w:rPr>
-          <w:rStyle w:val="DataTypeTok"/>
-        </w:rPr>
-        <w:t xml:space="preserve">"measurement"</w:t>
-      </w:r>
-      <w:r>
-        <w:rPr>
-          <w:rStyle w:val="FunctionTok"/>
-        </w:rPr>
-        <w:t xml:space="preserve">:</w:t>
-      </w:r>
-      <w:r>
-        <w:rPr>
-          <w:rStyle w:val="NormalTok"/>
-        </w:rPr>
-        <w:t xml:space="preserve"> </w:t>
-      </w:r>
-      <w:r>
-        <w:rPr>
-          <w:rStyle w:val="OtherTok"/>
-        </w:rPr>
-        <w:t xml:space="preserve">[</w:t>
-      </w:r>
-      <w:r>
-        <w:rPr>
-          <w:rStyle w:val="StringTok"/>
-        </w:rPr>
-        <w:t xml:space="preserve">"mem_used_percent"</w:t>
-      </w:r>
-      <w:r>
-        <w:rPr>
-          <w:rStyle w:val="OtherTok"/>
-        </w:rPr>
-        <w:t xml:space="preserve">]</w:t>
-      </w:r>
-      <w:r>
-        <w:rPr>
-          <w:rStyle w:val="NormalTok"/>
-        </w:rPr>
-        <w:t xml:space="preserve"> </w:t>
-      </w:r>
-      <w:r>
-        <w:rPr>
-          <w:rStyle w:val="FunctionTok"/>
-        </w:rPr>
-        <w:t xml:space="preserve">},</w:t>
+          <w:rStyle w:val="VerbatimChar"/>
+        </w:rPr>
+        <w:t xml:space="preserve">      "mem":  { "measurement": ["mem_used_percent"] },</w:t>
       </w:r>
       <w:r>
         <w:br/>
       </w:r>
       <w:r>
         <w:rPr>
-          <w:rStyle w:val="NormalTok"/>
-        </w:rPr>
-        <w:t xml:space="preserve">      </w:t>
-      </w:r>
-      <w:r>
-        <w:rPr>
-          <w:rStyle w:val="DataTypeTok"/>
-        </w:rPr>
-        <w:t xml:space="preserve">"disk"</w:t>
-      </w:r>
-      <w:r>
-        <w:rPr>
-          <w:rStyle w:val="FunctionTok"/>
-        </w:rPr>
-        <w:t xml:space="preserve">:</w:t>
-      </w:r>
-      <w:r>
-        <w:rPr>
-          <w:rStyle w:val="NormalTok"/>
-        </w:rPr>
-        <w:t xml:space="preserve"> </w:t>
-      </w:r>
-      <w:r>
-        <w:rPr>
-          <w:rStyle w:val="FunctionTok"/>
-        </w:rPr>
-        <w:t xml:space="preserve">{</w:t>
-      </w:r>
-      <w:r>
-        <w:rPr>
-          <w:rStyle w:val="NormalTok"/>
-        </w:rPr>
-        <w:t xml:space="preserve"> </w:t>
-      </w:r>
-      <w:r>
-        <w:rPr>
-          <w:rStyle w:val="DataTypeTok"/>
-        </w:rPr>
-        <w:t xml:space="preserve">"measurement"</w:t>
-      </w:r>
-      <w:r>
-        <w:rPr>
-          <w:rStyle w:val="FunctionTok"/>
-        </w:rPr>
-        <w:t xml:space="preserve">:</w:t>
-      </w:r>
-      <w:r>
-        <w:rPr>
-          <w:rStyle w:val="NormalTok"/>
-        </w:rPr>
-        <w:t xml:space="preserve"> </w:t>
-      </w:r>
-      <w:r>
-        <w:rPr>
-          <w:rStyle w:val="OtherTok"/>
-        </w:rPr>
-        <w:t xml:space="preserve">[</w:t>
-      </w:r>
-      <w:r>
-        <w:rPr>
-          <w:rStyle w:val="StringTok"/>
-        </w:rPr>
-        <w:t xml:space="preserve">"used_percent"</w:t>
-      </w:r>
-      <w:r>
-        <w:rPr>
-          <w:rStyle w:val="OtherTok"/>
-        </w:rPr>
-        <w:t xml:space="preserve">]</w:t>
-      </w:r>
-      <w:r>
-        <w:rPr>
-          <w:rStyle w:val="FunctionTok"/>
-        </w:rPr>
-        <w:t xml:space="preserve">,</w:t>
-      </w:r>
-      <w:r>
-        <w:rPr>
-          <w:rStyle w:val="NormalTok"/>
-        </w:rPr>
-        <w:t xml:space="preserve"> </w:t>
-      </w:r>
-      <w:r>
-        <w:rPr>
-          <w:rStyle w:val="DataTypeTok"/>
-        </w:rPr>
-        <w:t xml:space="preserve">"resources"</w:t>
-      </w:r>
-      <w:r>
-        <w:rPr>
-          <w:rStyle w:val="FunctionTok"/>
-        </w:rPr>
-        <w:t xml:space="preserve">:</w:t>
-      </w:r>
-      <w:r>
-        <w:rPr>
-          <w:rStyle w:val="NormalTok"/>
-        </w:rPr>
-        <w:t xml:space="preserve"> </w:t>
-      </w:r>
-      <w:r>
-        <w:rPr>
-          <w:rStyle w:val="OtherTok"/>
-        </w:rPr>
-        <w:t xml:space="preserve">[</w:t>
-      </w:r>
-      <w:r>
-        <w:rPr>
-          <w:rStyle w:val="StringTok"/>
-        </w:rPr>
-        <w:t xml:space="preserve">"/"</w:t>
-      </w:r>
-      <w:r>
-        <w:rPr>
-          <w:rStyle w:val="OtherTok"/>
-        </w:rPr>
-        <w:t xml:space="preserve">]</w:t>
-      </w:r>
-      <w:r>
-        <w:rPr>
-          <w:rStyle w:val="FunctionTok"/>
-        </w:rPr>
-        <w:t xml:space="preserve">,</w:t>
-      </w:r>
-      <w:r>
-        <w:rPr>
-          <w:rStyle w:val="NormalTok"/>
-        </w:rPr>
-        <w:t xml:space="preserve"> </w:t>
-      </w:r>
-      <w:r>
-        <w:rPr>
-          <w:rStyle w:val="DataTypeTok"/>
-        </w:rPr>
-        <w:t xml:space="preserve">"ignore_file_system_types"</w:t>
-      </w:r>
-      <w:r>
-        <w:rPr>
-          <w:rStyle w:val="FunctionTok"/>
-        </w:rPr>
-        <w:t xml:space="preserve">:</w:t>
-      </w:r>
-      <w:r>
-        <w:rPr>
-          <w:rStyle w:val="NormalTok"/>
-        </w:rPr>
-        <w:t xml:space="preserve"> </w:t>
-      </w:r>
-      <w:r>
-        <w:rPr>
-          <w:rStyle w:val="OtherTok"/>
-        </w:rPr>
-        <w:t xml:space="preserve">[</w:t>
-      </w:r>
-      <w:r>
-        <w:rPr>
-          <w:rStyle w:val="StringTok"/>
-        </w:rPr>
-        <w:t xml:space="preserve">"tmpfs"</w:t>
-      </w:r>
-      <w:r>
-        <w:rPr>
-          <w:rStyle w:val="OtherTok"/>
-        </w:rPr>
-        <w:t xml:space="preserve">,</w:t>
-      </w:r>
-      <w:r>
-        <w:rPr>
-          <w:rStyle w:val="NormalTok"/>
-        </w:rPr>
-        <w:t xml:space="preserve"> </w:t>
-      </w:r>
-      <w:r>
-        <w:rPr>
-          <w:rStyle w:val="StringTok"/>
-        </w:rPr>
-        <w:t xml:space="preserve">"overlay"</w:t>
-      </w:r>
-      <w:r>
-        <w:rPr>
-          <w:rStyle w:val="OtherTok"/>
-        </w:rPr>
-        <w:t xml:space="preserve">,</w:t>
-      </w:r>
-      <w:r>
-        <w:rPr>
-          <w:rStyle w:val="NormalTok"/>
-        </w:rPr>
-        <w:t xml:space="preserve"> </w:t>
-      </w:r>
-      <w:r>
-        <w:rPr>
-          <w:rStyle w:val="StringTok"/>
-        </w:rPr>
-        <w:t xml:space="preserve">"squashfs"</w:t>
-      </w:r>
-      <w:r>
-        <w:rPr>
-          <w:rStyle w:val="OtherTok"/>
-        </w:rPr>
-        <w:t xml:space="preserve">]</w:t>
-      </w:r>
-      <w:r>
-        <w:rPr>
-          <w:rStyle w:val="NormalTok"/>
-        </w:rPr>
-        <w:t xml:space="preserve"> </w:t>
-      </w:r>
-      <w:r>
-        <w:rPr>
-          <w:rStyle w:val="FunctionTok"/>
-        </w:rPr>
-        <w:t xml:space="preserve">},</w:t>
+          <w:rStyle w:val="VerbatimChar"/>
+        </w:rPr>
+        <w:t xml:space="preserve">      "disk": { "measurement": ["used_percent"], "resources": ["/"], "ignore_file_system_types": ["tmpfs", "overlay", "squashfs"] },</w:t>
       </w:r>
       <w:r>
         <w:br/>
       </w:r>
       <w:r>
         <w:rPr>
-          <w:rStyle w:val="NormalTok"/>
-        </w:rPr>
-        <w:t xml:space="preserve">      </w:t>
-      </w:r>
-      <w:r>
-        <w:rPr>
-          <w:rStyle w:val="DataTypeTok"/>
-        </w:rPr>
-        <w:t xml:space="preserve">"cpu"</w:t>
-      </w:r>
-      <w:r>
-        <w:rPr>
-          <w:rStyle w:val="FunctionTok"/>
-        </w:rPr>
-        <w:t xml:space="preserve">:</w:t>
-      </w:r>
-      <w:r>
-        <w:rPr>
-          <w:rStyle w:val="NormalTok"/>
-        </w:rPr>
-        <w:t xml:space="preserve">  </w:t>
-      </w:r>
-      <w:r>
-        <w:rPr>
-          <w:rStyle w:val="FunctionTok"/>
-        </w:rPr>
-        <w:t xml:space="preserve">{</w:t>
-      </w:r>
-      <w:r>
-        <w:rPr>
-          <w:rStyle w:val="NormalTok"/>
-        </w:rPr>
-        <w:t xml:space="preserve"> </w:t>
-      </w:r>
-      <w:r>
-        <w:rPr>
-          <w:rStyle w:val="DataTypeTok"/>
-        </w:rPr>
-        <w:t xml:space="preserve">"measurement"</w:t>
-      </w:r>
-      <w:r>
-        <w:rPr>
-          <w:rStyle w:val="FunctionTok"/>
-        </w:rPr>
-        <w:t xml:space="preserve">:</w:t>
-      </w:r>
-      <w:r>
-        <w:rPr>
-          <w:rStyle w:val="NormalTok"/>
-        </w:rPr>
-        <w:t xml:space="preserve"> </w:t>
-      </w:r>
-      <w:r>
-        <w:rPr>
-          <w:rStyle w:val="OtherTok"/>
-        </w:rPr>
-        <w:t xml:space="preserve">[</w:t>
-      </w:r>
-      <w:r>
-        <w:rPr>
-          <w:rStyle w:val="StringTok"/>
-        </w:rPr>
-        <w:t xml:space="preserve">"cpu_usage_idle"</w:t>
-      </w:r>
-      <w:r>
-        <w:rPr>
-          <w:rStyle w:val="OtherTok"/>
-        </w:rPr>
-        <w:t xml:space="preserve">]</w:t>
-      </w:r>
-      <w:r>
-        <w:rPr>
-          <w:rStyle w:val="FunctionTok"/>
-        </w:rPr>
-        <w:t xml:space="preserve">,</w:t>
-      </w:r>
-      <w:r>
-        <w:rPr>
-          <w:rStyle w:val="NormalTok"/>
-        </w:rPr>
-        <w:t xml:space="preserve"> </w:t>
-      </w:r>
-      <w:r>
-        <w:rPr>
-          <w:rStyle w:val="DataTypeTok"/>
-        </w:rPr>
-        <w:t xml:space="preserve">"totalcpu"</w:t>
-      </w:r>
-      <w:r>
-        <w:rPr>
-          <w:rStyle w:val="FunctionTok"/>
-        </w:rPr>
-        <w:t xml:space="preserve">:</w:t>
-      </w:r>
-      <w:r>
-        <w:rPr>
-          <w:rStyle w:val="NormalTok"/>
-        </w:rPr>
-        <w:t xml:space="preserve"> </w:t>
-      </w:r>
-      <w:r>
-        <w:rPr>
-          <w:rStyle w:val="KeywordTok"/>
-        </w:rPr>
-        <w:t xml:space="preserve">true</w:t>
-      </w:r>
-      <w:r>
-        <w:rPr>
-          <w:rStyle w:val="NormalTok"/>
-        </w:rPr>
-        <w:t xml:space="preserve"> </w:t>
-      </w:r>
-      <w:r>
-        <w:rPr>
-          <w:rStyle w:val="FunctionTok"/>
+          <w:rStyle w:val="VerbatimChar"/>
+        </w:rPr>
+        <w:t xml:space="preserve">      "cpu":  { "measurement": ["cpu_usage_idle"], "totalcpu": true }</w:t>
+      </w:r>
+      <w:r>
+        <w:br/>
+      </w:r>
+      <w:r>
+        <w:rPr>
+          <w:rStyle w:val="VerbatimChar"/>
+        </w:rPr>
+        <w:t xml:space="preserve">    }</w:t>
+      </w:r>
+      <w:r>
+        <w:br/>
+      </w:r>
+      <w:r>
+        <w:rPr>
+          <w:rStyle w:val="VerbatimChar"/>
+        </w:rPr>
+        <w:t xml:space="preserve">  }</w:t>
+      </w:r>
+      <w:r>
+        <w:br/>
+      </w:r>
+      <w:r>
+        <w:rPr>
+          <w:rStyle w:val="VerbatimChar"/>
         </w:rPr>
         <w:t xml:space="preserve">}</w:t>
       </w:r>
+    </w:p>
+    <w:p>
+      <w:pPr>
+        <w:pStyle w:val="SourceCode"/>
+      </w:pPr>
+      <w:r>
+        <w:rPr>
+          <w:rStyle w:val="VerbatimChar"/>
+        </w:rPr>
+        <w:t xml:space="preserve">sudo /opt/aws/amazon-cloudwatch-agent/bin/amazon-cloudwatch-agent-ctl \</w:t>
+      </w:r>
       <w:r>
         <w:br/>
       </w:r>
       <w:r>
         <w:rPr>
-          <w:rStyle w:val="NormalTok"/>
-        </w:rPr>
-        <w:t xml:space="preserve">    </w:t>
-      </w:r>
-      <w:r>
-        <w:rPr>
-          <w:rStyle w:val="FunctionTok"/>
-        </w:rPr>
-        <w:t xml:space="preserve">}</w:t>
+          <w:rStyle w:val="VerbatimChar"/>
+        </w:rPr>
+        <w:t xml:space="preserve">  -a fetch-config -m ec2 -s \</w:t>
       </w:r>
       <w:r>
         <w:br/>
       </w:r>
       <w:r>
         <w:rPr>
-          <w:rStyle w:val="NormalTok"/>
-        </w:rPr>
-        <w:t xml:space="preserve">  </w:t>
-      </w:r>
-      <w:r>
-        <w:rPr>
-          <w:rStyle w:val="FunctionTok"/>
-        </w:rPr>
-        <w:t xml:space="preserve">}</w:t>
+          <w:rStyle w:val="VerbatimChar"/>
+        </w:rPr>
+        <w:t xml:space="preserve">  -c file:/opt/aws/amazon-cloudwatch-agent/bin/config.json</w:t>
       </w:r>
       <w:r>
         <w:br/>
       </w:r>
       <w:r>
         <w:rPr>
-          <w:rStyle w:val="FunctionTok"/>
-        </w:rPr>
-        <w:t xml:space="preserve">}</w:t>
-      </w:r>
-    </w:p>
-    <w:p>
-      <w:pPr>
-        <w:pStyle w:val="SourceCode"/>
-      </w:pPr>
-      <w:r>
-        <w:rPr>
-          <w:rStyle w:val="FunctionTok"/>
-        </w:rPr>
-        <w:t xml:space="preserve">sudo</w:t>
-      </w:r>
-      <w:r>
-        <w:rPr>
-          <w:rStyle w:val="NormalTok"/>
-        </w:rPr>
-        <w:t xml:space="preserve"> /opt/aws/amazon-cloudwatch-agent/bin/amazon-cloudwatch-agent-ctl </w:t>
-      </w:r>
-      <w:r>
-        <w:rPr>
-          <w:rStyle w:val="DataTypeTok"/>
-        </w:rPr>
-        <w:t xml:space="preserve">\</w:t>
-      </w:r>
-      <w:r>
-        <w:br/>
-      </w:r>
-      <w:r>
-        <w:rPr>
-          <w:rStyle w:val="NormalTok"/>
-        </w:rPr>
-        <w:t xml:space="preserve">  </w:t>
-      </w:r>
-      <w:r>
-        <w:rPr>
-          <w:rStyle w:val="AttributeTok"/>
-        </w:rPr>
-        <w:t xml:space="preserve">-a</w:t>
-      </w:r>
-      <w:r>
-        <w:rPr>
-          <w:rStyle w:val="NormalTok"/>
-        </w:rPr>
-        <w:t xml:space="preserve"> fetch-config </w:t>
-      </w:r>
-      <w:r>
-        <w:rPr>
-          <w:rStyle w:val="AttributeTok"/>
-        </w:rPr>
-        <w:t xml:space="preserve">-m</w:t>
-      </w:r>
-      <w:r>
-        <w:rPr>
-          <w:rStyle w:val="NormalTok"/>
-        </w:rPr>
-        <w:t xml:space="preserve"> ec2 </w:t>
-      </w:r>
-      <w:r>
-        <w:rPr>
-          <w:rStyle w:val="AttributeTok"/>
-        </w:rPr>
-        <w:t xml:space="preserve">-s</w:t>
-      </w:r>
-      <w:r>
-        <w:rPr>
-          <w:rStyle w:val="NormalTok"/>
-        </w:rPr>
-        <w:t xml:space="preserve"> </w:t>
-      </w:r>
-      <w:r>
-        <w:rPr>
-          <w:rStyle w:val="DataTypeTok"/>
-        </w:rPr>
-        <w:t xml:space="preserve">\</w:t>
-      </w:r>
-      <w:r>
-        <w:br/>
-      </w:r>
-      <w:r>
-        <w:rPr>
-          <w:rStyle w:val="NormalTok"/>
-        </w:rPr>
-        <w:t xml:space="preserve">  </w:t>
-      </w:r>
-      <w:r>
-        <w:rPr>
-          <w:rStyle w:val="AttributeTok"/>
-        </w:rPr>
-        <w:t xml:space="preserve">-c</w:t>
-      </w:r>
-      <w:r>
-        <w:rPr>
-          <w:rStyle w:val="NormalTok"/>
-        </w:rPr>
-        <w:t xml:space="preserve"> file:/opt/aws/amazon-cloudwatch-agent/bin/config.json</w:t>
-      </w:r>
-      <w:r>
-        <w:br/>
-      </w:r>
-      <w:r>
-        <w:rPr>
-          <w:rStyle w:val="FunctionTok"/>
-        </w:rPr>
-        <w:t xml:space="preserve">sudo</w:t>
-      </w:r>
-      <w:r>
-        <w:rPr>
-          <w:rStyle w:val="NormalTok"/>
-        </w:rPr>
-        <w:t xml:space="preserve"> /opt/aws/amazon-cloudwatch-agent/bin/amazon-cloudwatch-agent-ctl </w:t>
-      </w:r>
-      <w:r>
-        <w:rPr>
-          <w:rStyle w:val="AttributeTok"/>
-        </w:rPr>
-        <w:t xml:space="preserve">-a</w:t>
-      </w:r>
-      <w:r>
-        <w:rPr>
-          <w:rStyle w:val="NormalTok"/>
-        </w:rPr>
-        <w:t xml:space="preserve"> status</w:t>
+          <w:rStyle w:val="VerbatimChar"/>
+        </w:rPr>
+        <w:t xml:space="preserve">sudo /opt/aws/amazon-cloudwatch-agent/bin/amazon-cloudwatch-agent-ctl -a status</w:t>
       </w:r>
     </w:p>
     <w:p>
@@ -1432,34 +614,9 @@
         <w:t xml:space="preserve">images/w3-03-cw-agent-status.png</w:t>
       </w:r>
     </w:p>
-    <w:tbl>
-      <w:tblPr>
-        <w:tblStyle w:val="FigureTable"/>
-        <w:tblW w:type="auto" w:w="0"/>
-        <w:jc w:val="center"/>
-        <w:tblLook w:firstRow="0" w:lastRow="0" w:firstColumn="0" w:lastColumn="0"/>
-      </w:tblPr>
-      <w:tblGrid>
-        <w:gridCol w:w="7920"/>
-      </w:tblGrid>
-      <w:tr>
-        <w:tc>
-          <w:tcPr/>
-          <w:p>
-            <w:pPr>
-              <w:pStyle w:val="Compact"/>
-              <w:jc w:val="center"/>
-            </w:pPr>
-            <w:r>
-              <w:t xml:space="preserve">Ảnh 3.3</w:t>
-            </w:r>
-          </w:p>
-        </w:tc>
-      </w:tr>
-    </w:tbl>
-    <w:p>
-      <w:pPr>
-        <w:pStyle w:val="ImageCaption"/>
+    <w:p>
+      <w:pPr>
+        <w:pStyle w:val="FirstParagraph"/>
       </w:pPr>
       <w:r>
         <w:t xml:space="preserve">Ảnh 3.3</w:t>
@@ -1548,34 +705,9 @@
         <w:t xml:space="preserve">images/w3-04-cwagent-metrics.png</w:t>
       </w:r>
     </w:p>
-    <w:tbl>
-      <w:tblPr>
-        <w:tblStyle w:val="FigureTable"/>
-        <w:tblW w:type="auto" w:w="0"/>
-        <w:jc w:val="center"/>
-        <w:tblLook w:firstRow="0" w:lastRow="0" w:firstColumn="0" w:lastColumn="0"/>
-      </w:tblPr>
-      <w:tblGrid>
-        <w:gridCol w:w="7920"/>
-      </w:tblGrid>
-      <w:tr>
-        <w:tc>
-          <w:tcPr/>
-          <w:p>
-            <w:pPr>
-              <w:pStyle w:val="Compact"/>
-              <w:jc w:val="center"/>
-            </w:pPr>
-            <w:r>
-              <w:t xml:space="preserve">Ảnh 3.4</w:t>
-            </w:r>
-          </w:p>
-        </w:tc>
-      </w:tr>
-    </w:tbl>
-    <w:p>
-      <w:pPr>
-        <w:pStyle w:val="ImageCaption"/>
+    <w:p>
+      <w:pPr>
+        <w:pStyle w:val="FirstParagraph"/>
       </w:pPr>
       <w:r>
         <w:t xml:space="preserve">Ảnh 3.4</w:t>
@@ -1889,34 +1021,9 @@
         <w:t xml:space="preserve">images/w3-05-cw-dashboard.png</w:t>
       </w:r>
     </w:p>
-    <w:tbl>
-      <w:tblPr>
-        <w:tblStyle w:val="FigureTable"/>
-        <w:tblW w:type="auto" w:w="0"/>
-        <w:jc w:val="center"/>
-        <w:tblLook w:firstRow="0" w:lastRow="0" w:firstColumn="0" w:lastColumn="0"/>
-      </w:tblPr>
-      <w:tblGrid>
-        <w:gridCol w:w="7920"/>
-      </w:tblGrid>
-      <w:tr>
-        <w:tc>
-          <w:tcPr/>
-          <w:p>
-            <w:pPr>
-              <w:pStyle w:val="Compact"/>
-              <w:jc w:val="center"/>
-            </w:pPr>
-            <w:r>
-              <w:t xml:space="preserve">Ảnh 3.5</w:t>
-            </w:r>
-          </w:p>
-        </w:tc>
-      </w:tr>
-    </w:tbl>
-    <w:p>
-      <w:pPr>
-        <w:pStyle w:val="ImageCaption"/>
+    <w:p>
+      <w:pPr>
+        <w:pStyle w:val="FirstParagraph"/>
       </w:pPr>
       <w:r>
         <w:t xml:space="preserve">Ảnh 3.5</w:t>
@@ -2358,34 +1465,9 @@
         <w:t xml:space="preserve">images/w3-06-sns-subscription.png</w:t>
       </w:r>
     </w:p>
-    <w:tbl>
-      <w:tblPr>
-        <w:tblStyle w:val="FigureTable"/>
-        <w:tblW w:type="auto" w:w="0"/>
-        <w:jc w:val="center"/>
-        <w:tblLook w:firstRow="0" w:lastRow="0" w:firstColumn="0" w:lastColumn="0"/>
-      </w:tblPr>
-      <w:tblGrid>
-        <w:gridCol w:w="7920"/>
-      </w:tblGrid>
-      <w:tr>
-        <w:tc>
-          <w:tcPr/>
-          <w:p>
-            <w:pPr>
-              <w:pStyle w:val="Compact"/>
-              <w:jc w:val="center"/>
-            </w:pPr>
-            <w:r>
-              <w:t xml:space="preserve">Ảnh 3.6</w:t>
-            </w:r>
-          </w:p>
-        </w:tc>
-      </w:tr>
-    </w:tbl>
-    <w:p>
-      <w:pPr>
-        <w:pStyle w:val="ImageCaption"/>
+    <w:p>
+      <w:pPr>
+        <w:pStyle w:val="FirstParagraph"/>
       </w:pPr>
       <w:r>
         <w:t xml:space="preserve">Ảnh 3.6</w:t>
@@ -2444,34 +1526,9 @@
         <w:t xml:space="preserve">images/w3-07-cw-alarms.png</w:t>
       </w:r>
     </w:p>
-    <w:tbl>
-      <w:tblPr>
-        <w:tblStyle w:val="FigureTable"/>
-        <w:tblW w:type="auto" w:w="0"/>
-        <w:jc w:val="center"/>
-        <w:tblLook w:firstRow="0" w:lastRow="0" w:firstColumn="0" w:lastColumn="0"/>
-      </w:tblPr>
-      <w:tblGrid>
-        <w:gridCol w:w="7920"/>
-      </w:tblGrid>
-      <w:tr>
-        <w:tc>
-          <w:tcPr/>
-          <w:p>
-            <w:pPr>
-              <w:pStyle w:val="Compact"/>
-              <w:jc w:val="center"/>
-            </w:pPr>
-            <w:r>
-              <w:t xml:space="preserve">Ảnh 3.7</w:t>
-            </w:r>
-          </w:p>
-        </w:tc>
-      </w:tr>
-    </w:tbl>
-    <w:p>
-      <w:pPr>
-        <w:pStyle w:val="ImageCaption"/>
+    <w:p>
+      <w:pPr>
+        <w:pStyle w:val="FirstParagraph"/>
       </w:pPr>
       <w:r>
         <w:t xml:space="preserve">Ảnh 3.7</w:t>
@@ -2715,34 +1772,9 @@
         <w:t xml:space="preserve">images/w3-08-grafana-cw-datasource.png</w:t>
       </w:r>
     </w:p>
-    <w:tbl>
-      <w:tblPr>
-        <w:tblStyle w:val="FigureTable"/>
-        <w:tblW w:type="auto" w:w="0"/>
-        <w:jc w:val="center"/>
-        <w:tblLook w:firstRow="0" w:lastRow="0" w:firstColumn="0" w:lastColumn="0"/>
-      </w:tblPr>
-      <w:tblGrid>
-        <w:gridCol w:w="7920"/>
-      </w:tblGrid>
-      <w:tr>
-        <w:tc>
-          <w:tcPr/>
-          <w:p>
-            <w:pPr>
-              <w:pStyle w:val="Compact"/>
-              <w:jc w:val="center"/>
-            </w:pPr>
-            <w:r>
-              <w:t xml:space="preserve">Ảnh 3.8</w:t>
-            </w:r>
-          </w:p>
-        </w:tc>
-      </w:tr>
-    </w:tbl>
-    <w:p>
-      <w:pPr>
-        <w:pStyle w:val="ImageCaption"/>
+    <w:p>
+      <w:pPr>
+        <w:pStyle w:val="FirstParagraph"/>
       </w:pPr>
       <w:r>
         <w:t xml:space="preserve">Ảnh 3.8</w:t>
@@ -2801,34 +1833,9 @@
         <w:t xml:space="preserve">images/w3-09-grafana-compare.png</w:t>
       </w:r>
     </w:p>
-    <w:tbl>
-      <w:tblPr>
-        <w:tblStyle w:val="FigureTable"/>
-        <w:tblW w:type="auto" w:w="0"/>
-        <w:jc w:val="center"/>
-        <w:tblLook w:firstRow="0" w:lastRow="0" w:firstColumn="0" w:lastColumn="0"/>
-      </w:tblPr>
-      <w:tblGrid>
-        <w:gridCol w:w="7920"/>
-      </w:tblGrid>
-      <w:tr>
-        <w:tc>
-          <w:tcPr/>
-          <w:p>
-            <w:pPr>
-              <w:pStyle w:val="Compact"/>
-              <w:jc w:val="center"/>
-            </w:pPr>
-            <w:r>
-              <w:t xml:space="preserve">Ảnh 3.9</w:t>
-            </w:r>
-          </w:p>
-        </w:tc>
-      </w:tr>
-    </w:tbl>
-    <w:p>
-      <w:pPr>
-        <w:pStyle w:val="ImageCaption"/>
+    <w:p>
+      <w:pPr>
+        <w:pStyle w:val="FirstParagraph"/>
       </w:pPr>
       <w:r>
         <w:t xml:space="preserve">Ảnh 3.9</w:t>
@@ -2860,198 +1867,36 @@
       </w:pPr>
       <w:r>
         <w:rPr>
-          <w:rStyle w:val="FunctionTok"/>
-        </w:rPr>
-        <w:t xml:space="preserve">sudo</w:t>
-      </w:r>
-      <w:r>
-        <w:rPr>
-          <w:rStyle w:val="NormalTok"/>
-        </w:rPr>
-        <w:t xml:space="preserve"> apt install </w:t>
-      </w:r>
-      <w:r>
-        <w:rPr>
-          <w:rStyle w:val="AttributeTok"/>
-        </w:rPr>
-        <w:t xml:space="preserve">-y</w:t>
-      </w:r>
-      <w:r>
-        <w:rPr>
-          <w:rStyle w:val="NormalTok"/>
-        </w:rPr>
-        <w:t xml:space="preserve"> stress-ng</w:t>
+          <w:rStyle w:val="VerbatimChar"/>
+        </w:rPr>
+        <w:t xml:space="preserve">sudo apt install -y stress-ng</w:t>
       </w:r>
       <w:r>
         <w:br/>
       </w:r>
       <w:r>
         <w:rPr>
-          <w:rStyle w:val="FunctionTok"/>
-        </w:rPr>
-        <w:t xml:space="preserve">date</w:t>
-      </w:r>
-      <w:r>
-        <w:rPr>
-          <w:rStyle w:val="KeywordTok"/>
-        </w:rPr>
-        <w:t xml:space="preserve">;</w:t>
-      </w:r>
-      <w:r>
-        <w:rPr>
-          <w:rStyle w:val="NormalTok"/>
-        </w:rPr>
-        <w:t xml:space="preserve"> </w:t>
-      </w:r>
-      <w:r>
-        <w:rPr>
-          <w:rStyle w:val="ExtensionTok"/>
-        </w:rPr>
-        <w:t xml:space="preserve">stress-ng</w:t>
-      </w:r>
-      <w:r>
-        <w:rPr>
-          <w:rStyle w:val="NormalTok"/>
-        </w:rPr>
-        <w:t xml:space="preserve"> </w:t>
-      </w:r>
-      <w:r>
-        <w:rPr>
-          <w:rStyle w:val="AttributeTok"/>
-        </w:rPr>
-        <w:t xml:space="preserve">--cpu</w:t>
-      </w:r>
-      <w:r>
-        <w:rPr>
-          <w:rStyle w:val="NormalTok"/>
-        </w:rPr>
-        <w:t xml:space="preserve"> 2 </w:t>
-      </w:r>
-      <w:r>
-        <w:rPr>
-          <w:rStyle w:val="AttributeTok"/>
-        </w:rPr>
-        <w:t xml:space="preserve">--timeout</w:t>
-      </w:r>
-      <w:r>
-        <w:rPr>
-          <w:rStyle w:val="NormalTok"/>
-        </w:rPr>
-        <w:t xml:space="preserve"> 600s</w:t>
+          <w:rStyle w:val="VerbatimChar"/>
+        </w:rPr>
+        <w:t xml:space="preserve">date; stress-ng --cpu 2 --timeout 600s</w:t>
       </w:r>
       <w:r>
         <w:br/>
       </w:r>
       <w:r>
         <w:rPr>
-          <w:rStyle w:val="FunctionTok"/>
-        </w:rPr>
-        <w:t xml:space="preserve">date</w:t>
-      </w:r>
-      <w:r>
-        <w:rPr>
-          <w:rStyle w:val="KeywordTok"/>
-        </w:rPr>
-        <w:t xml:space="preserve">;</w:t>
-      </w:r>
-      <w:r>
-        <w:rPr>
-          <w:rStyle w:val="NormalTok"/>
-        </w:rPr>
-        <w:t xml:space="preserve"> </w:t>
-      </w:r>
-      <w:r>
-        <w:rPr>
-          <w:rStyle w:val="ExtensionTok"/>
-        </w:rPr>
-        <w:t xml:space="preserve">stress-ng</w:t>
-      </w:r>
-      <w:r>
-        <w:rPr>
-          <w:rStyle w:val="NormalTok"/>
-        </w:rPr>
-        <w:t xml:space="preserve"> </w:t>
-      </w:r>
-      <w:r>
-        <w:rPr>
-          <w:rStyle w:val="AttributeTok"/>
-        </w:rPr>
-        <w:t xml:space="preserve">--vm</w:t>
-      </w:r>
-      <w:r>
-        <w:rPr>
-          <w:rStyle w:val="NormalTok"/>
-        </w:rPr>
-        <w:t xml:space="preserve"> 1 </w:t>
-      </w:r>
-      <w:r>
-        <w:rPr>
-          <w:rStyle w:val="AttributeTok"/>
-        </w:rPr>
-        <w:t xml:space="preserve">--vm-bytes</w:t>
-      </w:r>
-      <w:r>
-        <w:rPr>
-          <w:rStyle w:val="NormalTok"/>
-        </w:rPr>
-        <w:t xml:space="preserve"> 92% </w:t>
-      </w:r>
-      <w:r>
-        <w:rPr>
-          <w:rStyle w:val="AttributeTok"/>
-        </w:rPr>
-        <w:t xml:space="preserve">--vm-keep</w:t>
-      </w:r>
-      <w:r>
-        <w:rPr>
-          <w:rStyle w:val="NormalTok"/>
-        </w:rPr>
-        <w:t xml:space="preserve"> </w:t>
-      </w:r>
-      <w:r>
-        <w:rPr>
-          <w:rStyle w:val="AttributeTok"/>
-        </w:rPr>
-        <w:t xml:space="preserve">--timeout</w:t>
-      </w:r>
-      <w:r>
-        <w:rPr>
-          <w:rStyle w:val="NormalTok"/>
-        </w:rPr>
-        <w:t xml:space="preserve"> 600s</w:t>
+          <w:rStyle w:val="VerbatimChar"/>
+        </w:rPr>
+        <w:t xml:space="preserve">date; stress-ng --vm 1 --vm-bytes 92% --vm-keep --timeout 600s</w:t>
       </w:r>
       <w:r>
         <w:br/>
       </w:r>
       <w:r>
         <w:rPr>
-          <w:rStyle w:val="FunctionTok"/>
-        </w:rPr>
-        <w:t xml:space="preserve">date</w:t>
-      </w:r>
-      <w:r>
-        <w:rPr>
-          <w:rStyle w:val="KeywordTok"/>
-        </w:rPr>
-        <w:t xml:space="preserve">;</w:t>
-      </w:r>
-      <w:r>
-        <w:rPr>
-          <w:rStyle w:val="NormalTok"/>
-        </w:rPr>
-        <w:t xml:space="preserve"> </w:t>
-      </w:r>
-      <w:r>
-        <w:rPr>
-          <w:rStyle w:val="FunctionTok"/>
-        </w:rPr>
-        <w:t xml:space="preserve">sudo</w:t>
-      </w:r>
-      <w:r>
-        <w:rPr>
-          <w:rStyle w:val="NormalTok"/>
-        </w:rPr>
-        <w:t xml:space="preserve"> systemctl stop node_exporter</w:t>
+          <w:rStyle w:val="VerbatimChar"/>
+        </w:rPr>
+        <w:t xml:space="preserve">date; sudo systemctl stop node_exporter</w:t>
       </w:r>
     </w:p>
     <w:p>
@@ -3681,34 +2526,9 @@
         <w:t xml:space="preserve">images/w3-10-stress-cpu.png</w:t>
       </w:r>
     </w:p>
-    <w:tbl>
-      <w:tblPr>
-        <w:tblStyle w:val="FigureTable"/>
-        <w:tblW w:type="auto" w:w="0"/>
-        <w:jc w:val="center"/>
-        <w:tblLook w:firstRow="0" w:lastRow="0" w:firstColumn="0" w:lastColumn="0"/>
-      </w:tblPr>
-      <w:tblGrid>
-        <w:gridCol w:w="7920"/>
-      </w:tblGrid>
-      <w:tr>
-        <w:tc>
-          <w:tcPr/>
-          <w:p>
-            <w:pPr>
-              <w:pStyle w:val="Compact"/>
-              <w:jc w:val="center"/>
-            </w:pPr>
-            <w:r>
-              <w:t xml:space="preserve">Ảnh 3.10</w:t>
-            </w:r>
-          </w:p>
-        </w:tc>
-      </w:tr>
-    </w:tbl>
-    <w:p>
-      <w:pPr>
-        <w:pStyle w:val="ImageCaption"/>
+    <w:p>
+      <w:pPr>
+        <w:pStyle w:val="FirstParagraph"/>
       </w:pPr>
       <w:r>
         <w:t xml:space="preserve">Ảnh 3.10</w:t>
@@ -3782,34 +2602,9 @@
         <w:t xml:space="preserve">images/w3-11-slack-highcpu.png</w:t>
       </w:r>
     </w:p>
-    <w:tbl>
-      <w:tblPr>
-        <w:tblStyle w:val="FigureTable"/>
-        <w:tblW w:type="auto" w:w="0"/>
-        <w:jc w:val="center"/>
-        <w:tblLook w:firstRow="0" w:lastRow="0" w:firstColumn="0" w:lastColumn="0"/>
-      </w:tblPr>
-      <w:tblGrid>
-        <w:gridCol w:w="7920"/>
-      </w:tblGrid>
-      <w:tr>
-        <w:tc>
-          <w:tcPr/>
-          <w:p>
-            <w:pPr>
-              <w:pStyle w:val="Compact"/>
-              <w:jc w:val="center"/>
-            </w:pPr>
-            <w:r>
-              <w:t xml:space="preserve">Ảnh 3.11</w:t>
-            </w:r>
-          </w:p>
-        </w:tc>
-      </w:tr>
-    </w:tbl>
-    <w:p>
-      <w:pPr>
-        <w:pStyle w:val="ImageCaption"/>
+    <w:p>
+      <w:pPr>
+        <w:pStyle w:val="FirstParagraph"/>
       </w:pPr>
       <w:r>
         <w:t xml:space="preserve">Ảnh 3.11</w:t>
@@ -3868,34 +2663,9 @@
         <w:t xml:space="preserve">images/w3-12-cw-alarm-state.png</w:t>
       </w:r>
     </w:p>
-    <w:tbl>
-      <w:tblPr>
-        <w:tblStyle w:val="FigureTable"/>
-        <w:tblW w:type="auto" w:w="0"/>
-        <w:jc w:val="center"/>
-        <w:tblLook w:firstRow="0" w:lastRow="0" w:firstColumn="0" w:lastColumn="0"/>
-      </w:tblPr>
-      <w:tblGrid>
-        <w:gridCol w:w="7920"/>
-      </w:tblGrid>
-      <w:tr>
-        <w:tc>
-          <w:tcPr/>
-          <w:p>
-            <w:pPr>
-              <w:pStyle w:val="Compact"/>
-              <w:jc w:val="center"/>
-            </w:pPr>
-            <w:r>
-              <w:t xml:space="preserve">Ảnh 3.12</w:t>
-            </w:r>
-          </w:p>
-        </w:tc>
-      </w:tr>
-    </w:tbl>
-    <w:p>
-      <w:pPr>
-        <w:pStyle w:val="ImageCaption"/>
+    <w:p>
+      <w:pPr>
+        <w:pStyle w:val="FirstParagraph"/>
       </w:pPr>
       <w:r>
         <w:t xml:space="preserve">Ảnh 3.12</w:t>
@@ -3998,34 +2768,9 @@
         <w:t xml:space="preserve">images/w3-13-sns-email.png</w:t>
       </w:r>
     </w:p>
-    <w:tbl>
-      <w:tblPr>
-        <w:tblStyle w:val="FigureTable"/>
-        <w:tblW w:type="auto" w:w="0"/>
-        <w:jc w:val="center"/>
-        <w:tblLook w:firstRow="0" w:lastRow="0" w:firstColumn="0" w:lastColumn="0"/>
-      </w:tblPr>
-      <w:tblGrid>
-        <w:gridCol w:w="7920"/>
-      </w:tblGrid>
-      <w:tr>
-        <w:tc>
-          <w:tcPr/>
-          <w:p>
-            <w:pPr>
-              <w:pStyle w:val="Compact"/>
-              <w:jc w:val="center"/>
-            </w:pPr>
-            <w:r>
-              <w:t xml:space="preserve">Ảnh 3.13</w:t>
-            </w:r>
-          </w:p>
-        </w:tc>
-      </w:tr>
-    </w:tbl>
-    <w:p>
-      <w:pPr>
-        <w:pStyle w:val="ImageCaption"/>
+    <w:p>
+      <w:pPr>
+        <w:pStyle w:val="FirstParagraph"/>
       </w:pPr>
       <w:r>
         <w:t xml:space="preserve">Ảnh 3.13</w:t>
@@ -4099,34 +2844,9 @@
         <w:t xml:space="preserve">images/w3-14-slack-highram.png</w:t>
       </w:r>
     </w:p>
-    <w:tbl>
-      <w:tblPr>
-        <w:tblStyle w:val="FigureTable"/>
-        <w:tblW w:type="auto" w:w="0"/>
-        <w:jc w:val="center"/>
-        <w:tblLook w:firstRow="0" w:lastRow="0" w:firstColumn="0" w:lastColumn="0"/>
-      </w:tblPr>
-      <w:tblGrid>
-        <w:gridCol w:w="7920"/>
-      </w:tblGrid>
-      <w:tr>
-        <w:tc>
-          <w:tcPr/>
-          <w:p>
-            <w:pPr>
-              <w:pStyle w:val="Compact"/>
-              <w:jc w:val="center"/>
-            </w:pPr>
-            <w:r>
-              <w:t xml:space="preserve">Ảnh 3.14</w:t>
-            </w:r>
-          </w:p>
-        </w:tc>
-      </w:tr>
-    </w:tbl>
-    <w:p>
-      <w:pPr>
-        <w:pStyle w:val="ImageCaption"/>
+    <w:p>
+      <w:pPr>
+        <w:pStyle w:val="FirstParagraph"/>
       </w:pPr>
       <w:r>
         <w:t xml:space="preserve">Ảnh 3.14</w:t>
@@ -4185,34 +2905,9 @@
         <w:t xml:space="preserve">images/w3-15-cw-statuscheck-ok.png</w:t>
       </w:r>
     </w:p>
-    <w:tbl>
-      <w:tblPr>
-        <w:tblStyle w:val="FigureTable"/>
-        <w:tblW w:type="auto" w:w="0"/>
-        <w:jc w:val="center"/>
-        <w:tblLook w:firstRow="0" w:lastRow="0" w:firstColumn="0" w:lastColumn="0"/>
-      </w:tblPr>
-      <w:tblGrid>
-        <w:gridCol w:w="7920"/>
-      </w:tblGrid>
-      <w:tr>
-        <w:tc>
-          <w:tcPr/>
-          <w:p>
-            <w:pPr>
-              <w:pStyle w:val="Compact"/>
-              <w:jc w:val="center"/>
-            </w:pPr>
-            <w:r>
-              <w:t xml:space="preserve">Ảnh 3.15</w:t>
-            </w:r>
-          </w:p>
-        </w:tc>
-      </w:tr>
-    </w:tbl>
-    <w:p>
-      <w:pPr>
-        <w:pStyle w:val="ImageCaption"/>
+    <w:p>
+      <w:pPr>
+        <w:pStyle w:val="FirstParagraph"/>
       </w:pPr>
       <w:r>
         <w:t xml:space="preserve">Ảnh 3.15</w:t>
@@ -4729,34 +3424,9 @@
         <w:t xml:space="preserve">images/w3-16-git-no-secrets.png</w:t>
       </w:r>
     </w:p>
-    <w:tbl>
-      <w:tblPr>
-        <w:tblStyle w:val="FigureTable"/>
-        <w:tblW w:type="auto" w:w="0"/>
-        <w:jc w:val="center"/>
-        <w:tblLook w:firstRow="0" w:lastRow="0" w:firstColumn="0" w:lastColumn="0"/>
-      </w:tblPr>
-      <w:tblGrid>
-        <w:gridCol w:w="7920"/>
-      </w:tblGrid>
-      <w:tr>
-        <w:tc>
-          <w:tcPr/>
-          <w:p>
-            <w:pPr>
-              <w:pStyle w:val="Compact"/>
-              <w:jc w:val="center"/>
-            </w:pPr>
-            <w:r>
-              <w:t xml:space="preserve">Ảnh 3.16</w:t>
-            </w:r>
-          </w:p>
-        </w:tc>
-      </w:tr>
-    </w:tbl>
-    <w:p>
-      <w:pPr>
-        <w:pStyle w:val="ImageCaption"/>
+    <w:p>
+      <w:pPr>
+        <w:pStyle w:val="FirstParagraph"/>
       </w:pPr>
       <w:r>
         <w:t xml:space="preserve">Ảnh 3.16</w:t>
@@ -4894,34 +3564,9 @@
         <w:t xml:space="preserve">images/w3-17-cloudformation.png</w:t>
       </w:r>
     </w:p>
-    <w:tbl>
-      <w:tblPr>
-        <w:tblStyle w:val="FigureTable"/>
-        <w:tblW w:type="auto" w:w="0"/>
-        <w:jc w:val="center"/>
-        <w:tblLook w:firstRow="0" w:lastRow="0" w:firstColumn="0" w:lastColumn="0"/>
-      </w:tblPr>
-      <w:tblGrid>
-        <w:gridCol w:w="7920"/>
-      </w:tblGrid>
-      <w:tr>
-        <w:tc>
-          <w:tcPr/>
-          <w:p>
-            <w:pPr>
-              <w:pStyle w:val="Compact"/>
-              <w:jc w:val="center"/>
-            </w:pPr>
-            <w:r>
-              <w:t xml:space="preserve">Ảnh 3.17</w:t>
-            </w:r>
-          </w:p>
-        </w:tc>
-      </w:tr>
-    </w:tbl>
-    <w:p>
-      <w:pPr>
-        <w:pStyle w:val="ImageCaption"/>
+    <w:p>
+      <w:pPr>
+        <w:pStyle w:val="FirstParagraph"/>
       </w:pPr>
       <w:r>
         <w:t xml:space="preserve">Ảnh 3.17</w:t>
@@ -6867,14 +5512,6 @@
     <w:basedOn w:val="DefaultParagraphFont"/>
     <w:link w:val="BodyText"/>
   </w:style>
-  <w:style w:type="character" w:customStyle="1" w:styleId="VerbatimChar">
-    <w:name w:val="Verbatim Char"/>
-    <w:basedOn w:val="BodyTextChar"/>
-    <w:rPr>
-      <w:rFonts w:ascii="Consolas" w:hAnsi="Consolas"/>
-      <w:sz w:val="22"/>
-    </w:rPr>
-  </w:style>
   <w:style w:type="character" w:customStyle="1" w:styleId="SectionNumber">
     <w:name w:val="Section Number"/>
     <w:basedOn w:val="BodyTextChar"/>
@@ -6916,236 +5553,37 @@
   <w:style w:type="paragraph" w:customStyle="1" w:styleId="SourceCode">
     <w:name w:val="Source Code"/>
     <w:basedOn w:val="Normal"/>
-    <w:link w:val="VerbatimChar"/>
+    <w:qFormat/>
     <w:pPr>
-      <w:wordWrap w:val="off"/>
+      <w:keepLines/>
+      <w:pBdr>
+        <w:top w:val="single" w:sz="4" w:space="4" w:color="BFBFBF"/>
+        <w:left w:val="single" w:sz="4" w:space="4" w:color="BFBFBF"/>
+        <w:bottom w:val="single" w:sz="4" w:space="4" w:color="BFBFBF"/>
+        <w:right w:val="single" w:sz="4" w:space="4" w:color="BFBFBF"/>
+      </w:pBdr>
+      <w:shd w:val="clear" w:color="auto" w:fill="F2F2F2"/>
+      <w:spacing w:before="120" w:after="120" w:line="240" w:lineRule="auto"/>
+      <w:ind w:left="113" w:right="113" w:firstLine="0"/>
+      <w:jc w:val="left"/>
     </w:pPr>
-  </w:style>
-  <w:style w:type="character" w:customStyle="1" w:styleId="KeywordTok">
-    <w:name w:val="KeywordTok"/>
-    <w:basedOn w:val="VerbatimChar"/>
     <w:rPr>
-      <w:b/>
-      <w:color w:val="007020"/>
+      <w:rFonts w:ascii="Consolas" w:hAnsi="Consolas" w:cs="Consolas" w:eastAsia="Consolas"/>
+      <w:color w:val="000000"/>
+      <w:sz w:val="18"/>
+      <w:szCs w:val="18"/>
     </w:rPr>
   </w:style>
-  <w:style w:type="character" w:customStyle="1" w:styleId="DataTypeTok">
-    <w:name w:val="DataTypeTok"/>
-    <w:basedOn w:val="VerbatimChar"/>
+  <w:style w:type="character" w:customStyle="1" w:styleId="VerbatimChar">
+    <w:name w:val="Verbatim Char"/>
+    <w:basedOn w:val="DefaultParagraphFont"/>
     <w:rPr>
-      <w:color w:val="902000"/>
+      <w:rFonts w:ascii="Consolas" w:hAnsi="Consolas" w:cs="Consolas" w:eastAsia="Consolas"/>
+      <w:color w:val="000000"/>
+      <w:sz w:val="20"/>
+      <w:szCs w:val="20"/>
+      <w:shd w:val="clear" w:color="auto" w:fill="F2F2F2"/>
     </w:rPr>
-  </w:style>
-  <w:style w:type="character" w:customStyle="1" w:styleId="DecValTok">
-    <w:name w:val="DecValTok"/>
-    <w:basedOn w:val="VerbatimChar"/>
-    <w:rPr>
-      <w:color w:val="40a070"/>
-    </w:rPr>
-  </w:style>
-  <w:style w:type="character" w:customStyle="1" w:styleId="BaseNTok">
-    <w:name w:val="BaseNTok"/>
-    <w:basedOn w:val="VerbatimChar"/>
-    <w:rPr>
-      <w:color w:val="40a070"/>
-    </w:rPr>
-  </w:style>
-  <w:style w:type="character" w:customStyle="1" w:styleId="FloatTok">
-    <w:name w:val="FloatTok"/>
-    <w:basedOn w:val="VerbatimChar"/>
-    <w:rPr>
-      <w:color w:val="40a070"/>
-    </w:rPr>
-  </w:style>
-  <w:style w:type="character" w:customStyle="1" w:styleId="ConstantTok">
-    <w:name w:val="ConstantTok"/>
-    <w:basedOn w:val="VerbatimChar"/>
-    <w:rPr>
-      <w:color w:val="880000"/>
-    </w:rPr>
-  </w:style>
-  <w:style w:type="character" w:customStyle="1" w:styleId="CharTok">
-    <w:name w:val="CharTok"/>
-    <w:basedOn w:val="VerbatimChar"/>
-    <w:rPr>
-      <w:color w:val="4070a0"/>
-    </w:rPr>
-  </w:style>
-  <w:style w:type="character" w:customStyle="1" w:styleId="SpecialCharTok">
-    <w:name w:val="SpecialCharTok"/>
-    <w:basedOn w:val="VerbatimChar"/>
-    <w:rPr>
-      <w:color w:val="4070a0"/>
-    </w:rPr>
-  </w:style>
-  <w:style w:type="character" w:customStyle="1" w:styleId="StringTok">
-    <w:name w:val="StringTok"/>
-    <w:basedOn w:val="VerbatimChar"/>
-    <w:rPr>
-      <w:color w:val="4070a0"/>
-    </w:rPr>
-  </w:style>
-  <w:style w:type="character" w:customStyle="1" w:styleId="VerbatimStringTok">
-    <w:name w:val="VerbatimStringTok"/>
-    <w:basedOn w:val="VerbatimChar"/>
-    <w:rPr>
-      <w:color w:val="4070a0"/>
-    </w:rPr>
-  </w:style>
-  <w:style w:type="character" w:customStyle="1" w:styleId="SpecialStringTok">
-    <w:name w:val="SpecialStringTok"/>
-    <w:basedOn w:val="VerbatimChar"/>
-    <w:rPr>
-      <w:color w:val="bb6688"/>
-    </w:rPr>
-  </w:style>
-  <w:style w:type="character" w:customStyle="1" w:styleId="ImportTok">
-    <w:name w:val="ImportTok"/>
-    <w:basedOn w:val="VerbatimChar"/>
-    <w:rPr>
-      <w:b/>
-      <w:color w:val="008000"/>
-    </w:rPr>
-  </w:style>
-  <w:style w:type="character" w:customStyle="1" w:styleId="CommentTok">
-    <w:name w:val="CommentTok"/>
-    <w:basedOn w:val="VerbatimChar"/>
-    <w:rPr>
-      <w:i/>
-      <w:color w:val="60a0b0"/>
-    </w:rPr>
-  </w:style>
-  <w:style w:type="character" w:customStyle="1" w:styleId="DocumentationTok">
-    <w:name w:val="DocumentationTok"/>
-    <w:basedOn w:val="VerbatimChar"/>
-    <w:rPr>
-      <w:i/>
-      <w:color w:val="ba2121"/>
-    </w:rPr>
-  </w:style>
-  <w:style w:type="character" w:customStyle="1" w:styleId="AnnotationTok">
-    <w:name w:val="AnnotationTok"/>
-    <w:basedOn w:val="VerbatimChar"/>
-    <w:rPr>
-      <w:b/>
-      <w:i/>
-      <w:color w:val="60a0b0"/>
-    </w:rPr>
-  </w:style>
-  <w:style w:type="character" w:customStyle="1" w:styleId="CommentVarTok">
-    <w:name w:val="CommentVarTok"/>
-    <w:basedOn w:val="VerbatimChar"/>
-    <w:rPr>
-      <w:b/>
-      <w:i/>
-      <w:color w:val="60a0b0"/>
-    </w:rPr>
-  </w:style>
-  <w:style w:type="character" w:customStyle="1" w:styleId="OtherTok">
-    <w:name w:val="OtherTok"/>
-    <w:basedOn w:val="VerbatimChar"/>
-    <w:rPr>
-      <w:color w:val="007020"/>
-    </w:rPr>
-  </w:style>
-  <w:style w:type="character" w:customStyle="1" w:styleId="FunctionTok">
-    <w:name w:val="FunctionTok"/>
-    <w:basedOn w:val="VerbatimChar"/>
-    <w:rPr>
-      <w:color w:val="06287e"/>
-    </w:rPr>
-  </w:style>
-  <w:style w:type="character" w:customStyle="1" w:styleId="VariableTok">
-    <w:name w:val="VariableTok"/>
-    <w:basedOn w:val="VerbatimChar"/>
-    <w:rPr>
-      <w:color w:val="19177c"/>
-    </w:rPr>
-  </w:style>
-  <w:style w:type="character" w:customStyle="1" w:styleId="ControlFlowTok">
-    <w:name w:val="ControlFlowTok"/>
-    <w:basedOn w:val="VerbatimChar"/>
-    <w:rPr>
-      <w:b/>
-      <w:color w:val="007020"/>
-    </w:rPr>
-  </w:style>
-  <w:style w:type="character" w:customStyle="1" w:styleId="OperatorTok">
-    <w:name w:val="OperatorTok"/>
-    <w:basedOn w:val="VerbatimChar"/>
-    <w:rPr>
-      <w:color w:val="666666"/>
-    </w:rPr>
-  </w:style>
-  <w:style w:type="character" w:customStyle="1" w:styleId="BuiltInTok">
-    <w:name w:val="BuiltInTok"/>
-    <w:basedOn w:val="VerbatimChar"/>
-    <w:rPr>
-      <w:color w:val="008000"/>
-    </w:rPr>
-  </w:style>
-  <w:style w:type="character" w:customStyle="1" w:styleId="ExtensionTok">
-    <w:name w:val="ExtensionTok"/>
-    <w:basedOn w:val="VerbatimChar"/>
-    <w:rPr/>
-  </w:style>
-  <w:style w:type="character" w:customStyle="1" w:styleId="PreprocessorTok">
-    <w:name w:val="PreprocessorTok"/>
-    <w:basedOn w:val="VerbatimChar"/>
-    <w:rPr>
-      <w:color w:val="bc7a00"/>
-    </w:rPr>
-  </w:style>
-  <w:style w:type="character" w:customStyle="1" w:styleId="AttributeTok">
-    <w:name w:val="AttributeTok"/>
-    <w:basedOn w:val="VerbatimChar"/>
-    <w:rPr>
-      <w:color w:val="7d9029"/>
-    </w:rPr>
-  </w:style>
-  <w:style w:type="character" w:customStyle="1" w:styleId="RegionMarkerTok">
-    <w:name w:val="RegionMarkerTok"/>
-    <w:basedOn w:val="VerbatimChar"/>
-    <w:rPr/>
-  </w:style>
-  <w:style w:type="character" w:customStyle="1" w:styleId="InformationTok">
-    <w:name w:val="InformationTok"/>
-    <w:basedOn w:val="VerbatimChar"/>
-    <w:rPr>
-      <w:b/>
-      <w:i/>
-      <w:color w:val="60a0b0"/>
-    </w:rPr>
-  </w:style>
-  <w:style w:type="character" w:customStyle="1" w:styleId="WarningTok">
-    <w:name w:val="WarningTok"/>
-    <w:basedOn w:val="VerbatimChar"/>
-    <w:rPr>
-      <w:b/>
-      <w:i/>
-      <w:color w:val="60a0b0"/>
-    </w:rPr>
-  </w:style>
-  <w:style w:type="character" w:customStyle="1" w:styleId="AlertTok">
-    <w:name w:val="AlertTok"/>
-    <w:basedOn w:val="VerbatimChar"/>
-    <w:rPr>
-      <w:b/>
-      <w:color w:val="ff0000"/>
-    </w:rPr>
-  </w:style>
-  <w:style w:type="character" w:customStyle="1" w:styleId="ErrorTok">
-    <w:name w:val="ErrorTok"/>
-    <w:basedOn w:val="VerbatimChar"/>
-    <w:rPr>
-      <w:b/>
-      <w:color w:val="ff0000"/>
-    </w:rPr>
-  </w:style>
-  <w:style w:type="character" w:customStyle="1" w:styleId="NormalTok">
-    <w:name w:val="NormalTok"/>
-    <w:basedOn w:val="VerbatimChar"/>
-    <w:rPr/>
   </w:style>
 </w:styles>
 </file>
